--- a/DOCUMENT/3_ACKNOWLEDGEMENT.docx
+++ b/DOCUMENT/3_ACKNOWLEDGEMENT.docx
@@ -8,12 +8,14 @@
         <w:jc w:val="center"/>
         <w:rPr>
           <w:rFonts w:asciiTheme="majorHAnsi" w:hAnsiTheme="majorHAnsi" w:cstheme="majorHAnsi"/>
+          <w:color w:val="EE0000"/>
         </w:rPr>
       </w:pPr>
       <w:r>
         <w:rPr>
           <w:rFonts w:asciiTheme="majorHAnsi" w:hAnsiTheme="majorHAnsi" w:cstheme="majorHAnsi"/>
           <w:b/>
+          <w:color w:val="EE0000"/>
           <w:sz w:val="30"/>
         </w:rPr>
         <w:t>ACKNOWLEDGEMENT</w:t>
@@ -46,7 +48,21 @@
           <w:rFonts w:asciiTheme="majorHAnsi" w:hAnsiTheme="majorHAnsi" w:cstheme="majorHAnsi"/>
           <w:sz w:val="24"/>
         </w:rPr>
-        <w:t>First and foremost, we would like to express our heartfelt thanks to our External/Internal Guide, Neha Kaneriya, for her invaluable guidance, constant encouragement, and constructive feedback throughout the course of this project, which helped us overcome numerous technical challenges and greatly enhanced the quality of this work.</w:t>
+        <w:t xml:space="preserve">First and foremost, we would like to express our heartfelt thanks to our </w:t>
+      </w:r>
+      <w:r>
+        <w:rPr>
+          <w:rFonts w:asciiTheme="majorHAnsi" w:hAnsiTheme="majorHAnsi" w:cstheme="majorHAnsi"/>
+          <w:sz w:val="24"/>
+        </w:rPr>
+        <w:t>Project Guide, Dr. Aruna Gurjar</w:t>
+      </w:r>
+      <w:r>
+        <w:rPr>
+          <w:rFonts w:asciiTheme="majorHAnsi" w:hAnsiTheme="majorHAnsi" w:cstheme="majorHAnsi"/>
+          <w:sz w:val="24"/>
+        </w:rPr>
+        <w:t xml:space="preserve"> for her invaluable guidance, constant encouragement, and constructive feedback throughout the course of this project, which helped us overcome numerous technical challenges and greatly enhanced the quality of this work.</w:t>
       </w:r>
     </w:p>
     <w:p>
@@ -61,7 +77,35 @@
           <w:rFonts w:asciiTheme="majorHAnsi" w:hAnsiTheme="majorHAnsi" w:cstheme="majorHAnsi"/>
           <w:sz w:val="24"/>
         </w:rPr>
-        <w:t>We would also like to express our sincere gratitude to our Project Co-ordinator, Prof. C. D. Patel, for his continuous support, timely guidance, and for helping us manage and organize the various stages of this project effectively, and to our Principal, Dr. Nirbhay Chaubey, for providing us with the necessary infrastructure, resources, and a conducive environment that enabled us to carry out this project successfully.</w:t>
+        <w:t xml:space="preserve">We would also like to express our sincere gratitude to our </w:t>
+      </w:r>
+      <w:r>
+        <w:rPr>
+          <w:rFonts w:asciiTheme="majorHAnsi" w:hAnsiTheme="majorHAnsi" w:cstheme="majorHAnsi"/>
+          <w:sz w:val="24"/>
+        </w:rPr>
+        <w:t xml:space="preserve">Project Coordinator, Dr. C. D. </w:t>
+      </w:r>
+      <w:r>
+        <w:rPr>
+          <w:rFonts w:asciiTheme="majorHAnsi" w:hAnsiTheme="majorHAnsi" w:cstheme="majorHAnsi"/>
+          <w:sz w:val="24"/>
+        </w:rPr>
+        <w:t>Patel,</w:t>
+      </w:r>
+      <w:r>
+        <w:rPr>
+          <w:rFonts w:asciiTheme="majorHAnsi" w:hAnsiTheme="majorHAnsi" w:cstheme="majorHAnsi"/>
+          <w:sz w:val="24"/>
+        </w:rPr>
+        <w:t xml:space="preserve"> for</w:t>
+      </w:r>
+      <w:r>
+        <w:rPr>
+          <w:rFonts w:asciiTheme="majorHAnsi" w:hAnsiTheme="majorHAnsi" w:cstheme="majorHAnsi"/>
+          <w:sz w:val="24"/>
+        </w:rPr>
+        <w:t xml:space="preserve"> his continuous support, timely guidance, and for helping us manage and organize the various stages of this project effectively, and to our Principal, Dr. Nirbhay Chaubey, for providing us with the necessary infrastructure, resources, and a conducive environment that enabled us to carry out this project successfully.</w:t>
       </w:r>
     </w:p>
     <w:p>
@@ -967,7 +1011,6 @@
   <w:style w:type="character" w:default="1" w:styleId="DefaultParagraphFont">
     <w:name w:val="Default Paragraph Font"/>
     <w:uiPriority w:val="1"/>
-    <w:semiHidden/>
     <w:unhideWhenUsed/>
   </w:style>
   <w:style w:type="table" w:default="1" w:styleId="TableNormal">
